--- a/러시아 인권변호사/6부/6부_6화_유세장_테러.docx
+++ b/러시아 인권변호사/6부/6부_6화_유세장_테러.docx
@@ -2618,6 +2618,210 @@
           <w:sz w:val="22"/>
         </w:rPr>
         <w:t>Напрямую — вряд ли. Скорее наёмный исполнитель. А вот кто за ним стоит — может оказаться кем угодно, в том числе людьми из старых структур.</w:t>
+      </w:r>
+    </w:p>
+    <w:p>
+      <w:pPr>
+        <w:spacing w:before="0" w:after="110" w:line="300" w:lineRule="auto"/>
+      </w:pPr>
+      <w:r>
+        <w:rPr>
+          <w:rFonts w:ascii="Times New Roman" w:hAnsi="Times New Roman" w:eastAsia="Malgun Gothic"/>
+          <w:b/>
+          <w:i w:val="0"/>
+          <w:sz w:val="22"/>
+        </w:rPr>
+        <w:t xml:space="preserve">Лёша: </w:t>
+      </w:r>
+      <w:r>
+        <w:rPr>
+          <w:rFonts w:ascii="Times New Roman" w:hAnsi="Times New Roman" w:eastAsia="Malgun Gothic"/>
+          <w:b w:val="0"/>
+          <w:i w:val="0"/>
+          <w:sz w:val="22"/>
+        </w:rPr>
+        <w:t>Максим Игоревич, вы хотите сказать мне что-то ещё. Про сегодняшнее. Говорите.</w:t>
+      </w:r>
+    </w:p>
+    <w:p>
+      <w:pPr>
+        <w:spacing w:before="0" w:after="110" w:line="300" w:lineRule="auto"/>
+      </w:pPr>
+      <w:r>
+        <w:rPr>
+          <w:rFonts w:ascii="Times New Roman" w:hAnsi="Times New Roman" w:eastAsia="Malgun Gothic"/>
+          <w:b/>
+          <w:i w:val="0"/>
+          <w:sz w:val="22"/>
+        </w:rPr>
+        <w:t xml:space="preserve">Болдин: </w:t>
+      </w:r>
+      <w:r>
+        <w:rPr>
+          <w:rFonts w:ascii="Times New Roman" w:hAnsi="Times New Roman" w:eastAsia="Malgun Gothic"/>
+          <w:b w:val="0"/>
+          <w:i/>
+          <w:color w:val="555555"/>
+          <w:sz w:val="22"/>
+        </w:rPr>
+        <w:t>(пауза)</w:t>
+      </w:r>
+      <w:r>
+        <w:rPr>
+          <w:rFonts w:ascii="Times New Roman" w:hAnsi="Times New Roman" w:eastAsia="Malgun Gothic"/>
+          <w:b w:val="0"/>
+          <w:i w:val="0"/>
+          <w:sz w:val="22"/>
+        </w:rPr>
+        <w:t xml:space="preserve"> Хочу. Вы вырвались из-под охраны и побежали к эпицентру. Если бы там было второе устройство — а так делают часто, — у страны сегодня не было бы президента.</w:t>
+      </w:r>
+    </w:p>
+    <w:p>
+      <w:pPr>
+        <w:spacing w:before="0" w:after="110" w:line="300" w:lineRule="auto"/>
+      </w:pPr>
+      <w:r>
+        <w:rPr>
+          <w:rFonts w:ascii="Times New Roman" w:hAnsi="Times New Roman" w:eastAsia="Malgun Gothic"/>
+          <w:b/>
+          <w:i w:val="0"/>
+          <w:sz w:val="22"/>
+        </w:rPr>
+        <w:t xml:space="preserve">Лёша: </w:t>
+      </w:r>
+      <w:r>
+        <w:rPr>
+          <w:rFonts w:ascii="Times New Roman" w:hAnsi="Times New Roman" w:eastAsia="Malgun Gothic"/>
+          <w:b w:val="0"/>
+          <w:i w:val="0"/>
+          <w:sz w:val="22"/>
+        </w:rPr>
+        <w:t>Там были мои люди.</w:t>
+      </w:r>
+    </w:p>
+    <w:p>
+      <w:pPr>
+        <w:spacing w:before="0" w:after="110" w:line="300" w:lineRule="auto"/>
+      </w:pPr>
+      <w:r>
+        <w:rPr>
+          <w:rFonts w:ascii="Times New Roman" w:hAnsi="Times New Roman" w:eastAsia="Malgun Gothic"/>
+          <w:b/>
+          <w:i w:val="0"/>
+          <w:sz w:val="22"/>
+        </w:rPr>
+        <w:t xml:space="preserve">Болдин: </w:t>
+      </w:r>
+      <w:r>
+        <w:rPr>
+          <w:rFonts w:ascii="Times New Roman" w:hAnsi="Times New Roman" w:eastAsia="Malgun Gothic"/>
+          <w:b w:val="0"/>
+          <w:i w:val="0"/>
+          <w:sz w:val="22"/>
+        </w:rPr>
+        <w:t>Там были и мои, Алексей Николаевич. Они бежали за вами через дым, не зная, что у них под ногами.</w:t>
+      </w:r>
+    </w:p>
+    <w:p>
+      <w:pPr>
+        <w:spacing w:before="0" w:after="110" w:line="300" w:lineRule="auto"/>
+      </w:pPr>
+      <w:r>
+        <w:rPr>
+          <w:rFonts w:ascii="Times New Roman" w:hAnsi="Times New Roman" w:eastAsia="Malgun Gothic"/>
+          <w:b/>
+          <w:i w:val="0"/>
+          <w:sz w:val="22"/>
+        </w:rPr>
+        <w:t xml:space="preserve">Лёша: </w:t>
+      </w:r>
+      <w:r>
+        <w:rPr>
+          <w:rFonts w:ascii="Times New Roman" w:hAnsi="Times New Roman" w:eastAsia="Malgun Gothic"/>
+          <w:b w:val="0"/>
+          <w:i/>
+          <w:color w:val="555555"/>
+          <w:sz w:val="22"/>
+        </w:rPr>
+        <w:t>(долгая пауза)</w:t>
+      </w:r>
+      <w:r>
+        <w:rPr>
+          <w:rFonts w:ascii="Times New Roman" w:hAnsi="Times New Roman" w:eastAsia="Malgun Gothic"/>
+          <w:b w:val="0"/>
+          <w:i w:val="0"/>
+          <w:sz w:val="22"/>
+        </w:rPr>
+        <w:t xml:space="preserve"> Вы правы. Простите.</w:t>
+      </w:r>
+    </w:p>
+    <w:p>
+      <w:pPr>
+        <w:spacing w:before="0" w:after="110" w:line="300" w:lineRule="auto"/>
+      </w:pPr>
+      <w:r>
+        <w:rPr>
+          <w:rFonts w:ascii="Times New Roman" w:hAnsi="Times New Roman" w:eastAsia="Malgun Gothic"/>
+          <w:b/>
+          <w:i w:val="0"/>
+          <w:sz w:val="22"/>
+        </w:rPr>
+        <w:t xml:space="preserve">Болдин: </w:t>
+      </w:r>
+      <w:r>
+        <w:rPr>
+          <w:rFonts w:ascii="Times New Roman" w:hAnsi="Times New Roman" w:eastAsia="Malgun Gothic"/>
+          <w:b w:val="0"/>
+          <w:i w:val="0"/>
+          <w:sz w:val="22"/>
+        </w:rPr>
+        <w:t>Не извиняйтесь. Просто в следующий раз дайте нам сделать нашу работу.</w:t>
+      </w:r>
+    </w:p>
+    <w:p>
+      <w:pPr>
+        <w:spacing w:before="0" w:after="110" w:line="300" w:lineRule="auto"/>
+      </w:pPr>
+      <w:r>
+        <w:rPr>
+          <w:rFonts w:ascii="Times New Roman" w:hAnsi="Times New Roman" w:eastAsia="Malgun Gothic"/>
+          <w:b/>
+          <w:i w:val="0"/>
+          <w:sz w:val="22"/>
+        </w:rPr>
+        <w:t xml:space="preserve">Лёша: </w:t>
+      </w:r>
+      <w:r>
+        <w:rPr>
+          <w:rFonts w:ascii="Times New Roman" w:hAnsi="Times New Roman" w:eastAsia="Malgun Gothic"/>
+          <w:b w:val="0"/>
+          <w:i w:val="0"/>
+          <w:sz w:val="22"/>
+        </w:rPr>
+        <w:t>Постараюсь. Обещать не буду — вы бы всё равно не поверили.</w:t>
+      </w:r>
+    </w:p>
+    <w:p>
+      <w:pPr>
+        <w:spacing w:before="0" w:after="110" w:line="300" w:lineRule="auto"/>
+      </w:pPr>
+      <w:r>
+        <w:rPr>
+          <w:rFonts w:ascii="Times New Roman" w:hAnsi="Times New Roman" w:eastAsia="Malgun Gothic"/>
+          <w:b/>
+          <w:i w:val="0"/>
+          <w:sz w:val="22"/>
+        </w:rPr>
+        <w:t xml:space="preserve">Болдин: </w:t>
+      </w:r>
+      <w:r>
+        <w:rPr>
+          <w:rFonts w:ascii="Times New Roman" w:hAnsi="Times New Roman" w:eastAsia="Malgun Gothic"/>
+          <w:b w:val="0"/>
+          <w:i w:val="0"/>
+          <w:sz w:val="22"/>
+        </w:rPr>
+        <w:t>Не поверил бы. Но за честность спасибо.</w:t>
       </w:r>
     </w:p>
     <w:p>
